--- a/USER_MANUAL.docx
+++ b/USER_MANUAL.docx
@@ -1388,6 +1388,241 @@
       </w:r>
       <w:r>
         <w:t xml:space="preserve">. It's shown at all times so you always know which mode you're in.</w:t>
+      </w:r>
+    </w:p>
+    <w:p>
+      <w:pPr>
+        <w:pStyle w:val="Heading2"/>
+        <w:spacing w:after="140" w:before="320"/>
+      </w:pPr>
+      <w:r>
+        <w:t xml:space="preserve">Themes</w:t>
+      </w:r>
+    </w:p>
+    <w:p>
+      <w:pPr>
+        <w:spacing w:after="160"/>
+      </w:pPr>
+      <w:r>
+        <w:t xml:space="preserve">A </w:t>
+      </w:r>
+      <w:r>
+        <w:rPr>
+          <w:b/>
+          <w:bCs/>
+        </w:rPr>
+        <w:t xml:space="preserve">Theme</w:t>
+      </w:r>
+      <w:r>
+        <w:t xml:space="preserve"> button sits next to the DEG/RAD pill in the header. Tap it to cycle through four color themes:</w:t>
+      </w:r>
+    </w:p>
+    <w:tbl>
+      <w:tblPr>
+        <w:tblW w:type="dxa" w:w="8500"/>
+        <w:tblBorders>
+          <w:top w:val="single" w:color="auto" w:sz="4"/>
+          <w:left w:val="single" w:color="auto" w:sz="4"/>
+          <w:bottom w:val="single" w:color="auto" w:sz="4"/>
+          <w:right w:val="single" w:color="auto" w:sz="4"/>
+          <w:insideH w:val="single" w:color="auto" w:sz="4"/>
+          <w:insideV w:val="single" w:color="auto" w:sz="4"/>
+        </w:tblBorders>
+      </w:tblPr>
+      <w:tblGrid>
+        <w:gridCol w:w="2200"/>
+        <w:gridCol w:w="6300"/>
+      </w:tblGrid>
+      <w:tr>
+        <w:trPr>
+          <w:tblHeader/>
+        </w:trPr>
+        <w:tc>
+          <w:tcPr>
+            <w:tcW w:type="dxa" w:w="2200"/>
+            <w:shd w:fill="E4E4E4" w:val="clear"/>
+            <w:tcMar>
+              <w:top w:type="dxa" w:w="80"/>
+              <w:left w:type="dxa" w:w="120"/>
+              <w:bottom w:type="dxa" w:w="80"/>
+              <w:right w:type="dxa" w:w="120"/>
+            </w:tcMar>
+          </w:tcPr>
+          <w:p>
+            <w:r>
+              <w:rPr>
+                <w:b/>
+                <w:bCs/>
+              </w:rPr>
+              <w:t xml:space="preserve">Theme</w:t>
+            </w:r>
+          </w:p>
+        </w:tc>
+        <w:tc>
+          <w:tcPr>
+            <w:tcW w:type="dxa" w:w="6300"/>
+            <w:shd w:fill="E4E4E4" w:val="clear"/>
+            <w:tcMar>
+              <w:top w:type="dxa" w:w="80"/>
+              <w:left w:type="dxa" w:w="120"/>
+              <w:bottom w:type="dxa" w:w="80"/>
+              <w:right w:type="dxa" w:w="120"/>
+            </w:tcMar>
+          </w:tcPr>
+          <w:p>
+            <w:r>
+              <w:rPr>
+                <w:b/>
+                <w:bCs/>
+              </w:rPr>
+              <w:t xml:space="preserve">Look</w:t>
+            </w:r>
+          </w:p>
+        </w:tc>
+      </w:tr>
+      <w:tr>
+        <w:tc>
+          <w:tcPr>
+            <w:tcW w:type="dxa" w:w="2200"/>
+            <w:tcMar>
+              <w:top w:type="dxa" w:w="80"/>
+              <w:left w:type="dxa" w:w="120"/>
+              <w:bottom w:type="dxa" w:w="80"/>
+              <w:right w:type="dxa" w:w="120"/>
+            </w:tcMar>
+          </w:tcPr>
+          <w:p>
+            <w:r>
+              <w:t xml:space="preserve">Classic</w:t>
+            </w:r>
+          </w:p>
+        </w:tc>
+        <w:tc>
+          <w:tcPr>
+            <w:tcW w:type="dxa" w:w="6300"/>
+            <w:tcMar>
+              <w:top w:type="dxa" w:w="80"/>
+              <w:left w:type="dxa" w:w="120"/>
+              <w:bottom w:type="dxa" w:w="80"/>
+              <w:right w:type="dxa" w:w="120"/>
+            </w:tcMar>
+          </w:tcPr>
+          <w:p>
+            <w:r>
+              <w:t xml:space="preserve">The original dark blue-and-orange look (default)</w:t>
+            </w:r>
+          </w:p>
+        </w:tc>
+      </w:tr>
+      <w:tr>
+        <w:tc>
+          <w:tcPr>
+            <w:tcW w:type="dxa" w:w="2200"/>
+            <w:tcMar>
+              <w:top w:type="dxa" w:w="80"/>
+              <w:left w:type="dxa" w:w="120"/>
+              <w:bottom w:type="dxa" w:w="80"/>
+              <w:right w:type="dxa" w:w="120"/>
+            </w:tcMar>
+          </w:tcPr>
+          <w:p>
+            <w:r>
+              <w:t xml:space="preserve">Light</w:t>
+            </w:r>
+          </w:p>
+        </w:tc>
+        <w:tc>
+          <w:tcPr>
+            <w:tcW w:type="dxa" w:w="6300"/>
+            <w:tcMar>
+              <w:top w:type="dxa" w:w="80"/>
+              <w:left w:type="dxa" w:w="120"/>
+              <w:bottom w:type="dxa" w:w="80"/>
+              <w:right w:type="dxa" w:w="120"/>
+            </w:tcMar>
+          </w:tcPr>
+          <w:p>
+            <w:r>
+              <w:t xml:space="preserve">A bright, light background for daytime use</w:t>
+            </w:r>
+          </w:p>
+        </w:tc>
+      </w:tr>
+      <w:tr>
+        <w:tc>
+          <w:tcPr>
+            <w:tcW w:type="dxa" w:w="2200"/>
+            <w:tcMar>
+              <w:top w:type="dxa" w:w="80"/>
+              <w:left w:type="dxa" w:w="120"/>
+              <w:bottom w:type="dxa" w:w="80"/>
+              <w:right w:type="dxa" w:w="120"/>
+            </w:tcMar>
+          </w:tcPr>
+          <w:p>
+            <w:r>
+              <w:t xml:space="preserve">Crimson</w:t>
+            </w:r>
+          </w:p>
+        </w:tc>
+        <w:tc>
+          <w:tcPr>
+            <w:tcW w:type="dxa" w:w="6300"/>
+            <w:tcMar>
+              <w:top w:type="dxa" w:w="80"/>
+              <w:left w:type="dxa" w:w="120"/>
+              <w:bottom w:type="dxa" w:w="80"/>
+              <w:right w:type="dxa" w:w="120"/>
+            </w:tcMar>
+          </w:tcPr>
+          <w:p>
+            <w:r>
+              <w:t xml:space="preserve">Crimson and white — University of Alabama colors</w:t>
+            </w:r>
+          </w:p>
+        </w:tc>
+      </w:tr>
+      <w:tr>
+        <w:tc>
+          <w:tcPr>
+            <w:tcW w:type="dxa" w:w="2200"/>
+            <w:tcMar>
+              <w:top w:type="dxa" w:w="80"/>
+              <w:left w:type="dxa" w:w="120"/>
+              <w:bottom w:type="dxa" w:w="80"/>
+              <w:right w:type="dxa" w:w="120"/>
+            </w:tcMar>
+          </w:tcPr>
+          <w:p>
+            <w:r>
+              <w:t xml:space="preserve">Amber</w:t>
+            </w:r>
+          </w:p>
+        </w:tc>
+        <w:tc>
+          <w:tcPr>
+            <w:tcW w:type="dxa" w:w="6300"/>
+            <w:tcMar>
+              <w:top w:type="dxa" w:w="80"/>
+              <w:left w:type="dxa" w:w="120"/>
+              <w:bottom w:type="dxa" w:w="80"/>
+              <w:right w:type="dxa" w:w="120"/>
+            </w:tcMar>
+          </w:tcPr>
+          <w:p>
+            <w:r>
+              <w:t xml:space="preserve">A warm, retro amber-on-black look reminiscent of old LED/LCD calculators</w:t>
+            </w:r>
+          </w:p>
+        </w:tc>
+      </w:tr>
+    </w:tbl>
+    <w:p>
+      <w:pPr>
+        <w:spacing w:after="160" w:before="160"/>
+      </w:pPr>
+      <w:r>
+        <w:t xml:space="preserve">Whichever theme you land on is remembered the next time you open the app. The paper tape itself always stays cream-colored with dark ink, no matter which theme is active — real adding-machine tape doesn't change color with the machine, so this one stays put on purpose.</w:t>
       </w:r>
     </w:p>
     <w:p>

--- a/USER_MANUAL.docx
+++ b/USER_MANUAL.docx
@@ -1527,7 +1527,7 @@
           </w:tcPr>
           <w:p>
             <w:r>
-              <w:t xml:space="preserve">Light</w:t>
+              <w:t xml:space="preserve">Blue</w:t>
             </w:r>
           </w:p>
         </w:tc>
@@ -1543,7 +1543,7 @@
           </w:tcPr>
           <w:p>
             <w:r>
-              <w:t xml:space="preserve">A bright, light background for daytime use</w:t>
+              <w:t xml:space="preserve">A deep navy background with white keys</w:t>
             </w:r>
           </w:p>
         </w:tc>
@@ -1577,7 +1577,7 @@
           </w:tcPr>
           <w:p>
             <w:r>
-              <w:t xml:space="preserve">Crimson and white — University of Alabama colors</w:t>
+              <w:t xml:space="preserve">Crimson and maroon background — University of Alabama colors — with white keys</w:t>
             </w:r>
           </w:p>
         </w:tc>
